--- a/images/knowledge-base/files/Board-Resolution-Clickpesa-Format.docx
+++ b/images/knowledge-base/files/Board-Resolution-Clickpesa-Format.docx
@@ -49,17 +49,7 @@
           <w:sz w:val="24"/>
           <w:szCs w:val="24"/>
         </w:rPr>
-        <w:t>(Insert Name of the Company</w:t>
-      </w:r>
-      <w:r>
-        <w:rPr>
-          <w:rFonts w:ascii="Times New Roman" w:hAnsi="Times New Roman" w:cs="Times New Roman"/>
-          <w:b/>
-          <w:i/>
-          <w:sz w:val="24"/>
-          <w:szCs w:val="24"/>
-        </w:rPr>
-        <w:t>)</w:t>
+        <w:t>(Insert Name of the Company)</w:t>
       </w:r>
       <w:r>
         <w:rPr>
@@ -131,17 +121,7 @@
           <w:sz w:val="24"/>
           <w:szCs w:val="24"/>
         </w:rPr>
-        <w:t>(Insert Name of the Company</w:t>
-      </w:r>
-      <w:r>
-        <w:rPr>
-          <w:rFonts w:ascii="Times New Roman" w:hAnsi="Times New Roman" w:cs="Times New Roman"/>
-          <w:b/>
-          <w:i/>
-          <w:sz w:val="24"/>
-          <w:szCs w:val="24"/>
-        </w:rPr>
-        <w:t>)</w:t>
+        <w:t>(Insert Name of the Company)</w:t>
       </w:r>
       <w:r>
         <w:rPr>
@@ -229,15 +209,7 @@
           <w:sz w:val="24"/>
           <w:szCs w:val="24"/>
         </w:rPr>
-        <w:t>I</w:t>
-      </w:r>
-      <w:r>
-        <w:rPr>
-          <w:rFonts w:ascii="Times New Roman" w:hAnsi="Times New Roman" w:cs="Times New Roman"/>
-          <w:sz w:val="24"/>
-          <w:szCs w:val="24"/>
-        </w:rPr>
-        <w:t xml:space="preserve">s hereby appointed to open </w:t>
+        <w:t xml:space="preserve">Is hereby appointed to open </w:t>
       </w:r>
       <w:proofErr w:type="spellStart"/>
       <w:r>
@@ -520,8 +492,207 @@
         </w:rPr>
         <w:t>and remain in force until written notice to the contrary.</w:t>
       </w:r>
+    </w:p>
+    <w:p>
+      <w:pPr>
+        <w:ind w:left="360"/>
+        <w:rPr>
+          <w:rFonts w:ascii="Times New Roman" w:hAnsi="Times New Roman" w:cs="Times New Roman"/>
+          <w:sz w:val="24"/>
+          <w:szCs w:val="24"/>
+        </w:rPr>
+      </w:pPr>
+      <w:r>
+        <w:rPr>
+          <w:rFonts w:ascii="Times New Roman" w:hAnsi="Times New Roman" w:cs="Times New Roman"/>
+          <w:sz w:val="24"/>
+          <w:szCs w:val="24"/>
+        </w:rPr>
+        <w:t>It is hereby certified by the undersigned t</w:t>
+      </w:r>
+      <w:r>
+        <w:rPr>
+          <w:rFonts w:ascii="Times New Roman" w:hAnsi="Times New Roman" w:cs="Times New Roman"/>
+          <w:sz w:val="24"/>
+          <w:szCs w:val="24"/>
+        </w:rPr>
+        <w:t>hat the foregoing resolution is</w:t>
+      </w:r>
+      <w:r>
+        <w:rPr>
+          <w:rFonts w:ascii="Times New Roman" w:hAnsi="Times New Roman" w:cs="Times New Roman"/>
+          <w:sz w:val="24"/>
+          <w:szCs w:val="24"/>
+        </w:rPr>
+        <w:t xml:space="preserve"> duly passed by the</w:t>
+      </w:r>
+      <w:r>
+        <w:rPr>
+          <w:rFonts w:ascii="Times New Roman" w:hAnsi="Times New Roman" w:cs="Times New Roman"/>
+          <w:sz w:val="24"/>
+          <w:szCs w:val="24"/>
+        </w:rPr>
+        <w:t xml:space="preserve"> Board of Directors of the above </w:t>
+      </w:r>
+      <w:r>
+        <w:rPr>
+          <w:rFonts w:ascii="Times New Roman" w:hAnsi="Times New Roman" w:cs="Times New Roman"/>
+          <w:sz w:val="24"/>
+          <w:szCs w:val="24"/>
+        </w:rPr>
+        <w:t>named Company</w:t>
+      </w:r>
+      <w:r>
+        <w:rPr>
+          <w:rFonts w:ascii="Times New Roman" w:hAnsi="Times New Roman" w:cs="Times New Roman"/>
+          <w:sz w:val="24"/>
+          <w:szCs w:val="24"/>
+        </w:rPr>
+        <w:t xml:space="preserve"> on </w:t>
+      </w:r>
+      <w:r>
+        <w:rPr>
+          <w:rFonts w:ascii="Times New Roman" w:hAnsi="Times New Roman" w:cs="Times New Roman"/>
+          <w:sz w:val="24"/>
+          <w:szCs w:val="24"/>
+        </w:rPr>
+        <w:t>………..</w:t>
+      </w:r>
+      <w:r>
+        <w:rPr>
+          <w:rFonts w:ascii="Times New Roman" w:hAnsi="Times New Roman" w:cs="Times New Roman"/>
+          <w:sz w:val="24"/>
+          <w:szCs w:val="24"/>
+        </w:rPr>
+        <w:t xml:space="preserve"> day o</w:t>
+      </w:r>
+      <w:r>
+        <w:rPr>
+          <w:rFonts w:ascii="Times New Roman" w:hAnsi="Times New Roman" w:cs="Times New Roman"/>
+          <w:sz w:val="24"/>
+          <w:szCs w:val="24"/>
+        </w:rPr>
+        <w:t>f………</w:t>
+      </w:r>
+      <w:r>
+        <w:rPr>
+          <w:rFonts w:ascii="Times New Roman" w:hAnsi="Times New Roman" w:cs="Times New Roman"/>
+          <w:sz w:val="24"/>
+          <w:szCs w:val="24"/>
+        </w:rPr>
+        <w:t>……..</w:t>
+      </w:r>
+      <w:r>
+        <w:rPr>
+          <w:rFonts w:ascii="Times New Roman" w:hAnsi="Times New Roman" w:cs="Times New Roman"/>
+          <w:sz w:val="24"/>
+          <w:szCs w:val="24"/>
+        </w:rPr>
+        <w:t>.year……</w:t>
+      </w:r>
+    </w:p>
+    <w:p>
+      <w:pPr>
+        <w:ind w:left="360"/>
+        <w:rPr>
+          <w:rFonts w:ascii="Times New Roman" w:hAnsi="Times New Roman" w:cs="Times New Roman"/>
+          <w:b/>
+          <w:i/>
+          <w:color w:val="FF0000"/>
+          <w:sz w:val="24"/>
+          <w:szCs w:val="24"/>
+        </w:rPr>
+      </w:pPr>
       <w:bookmarkStart w:id="0" w:name="_GoBack"/>
       <w:bookmarkEnd w:id="0"/>
+      <w:r>
+        <w:rPr>
+          <w:rFonts w:ascii="Times New Roman" w:hAnsi="Times New Roman" w:cs="Times New Roman"/>
+          <w:b/>
+          <w:i/>
+          <w:color w:val="FF0000"/>
+          <w:sz w:val="24"/>
+          <w:szCs w:val="24"/>
+        </w:rPr>
+        <w:t xml:space="preserve">(Resolution to be </w:t>
+      </w:r>
+      <w:r>
+        <w:rPr>
+          <w:rFonts w:ascii="Times New Roman" w:hAnsi="Times New Roman" w:cs="Times New Roman"/>
+          <w:b/>
+          <w:i/>
+          <w:color w:val="FF0000"/>
+          <w:sz w:val="24"/>
+          <w:szCs w:val="24"/>
+        </w:rPr>
+        <w:t xml:space="preserve">signed by </w:t>
+      </w:r>
+      <w:r>
+        <w:rPr>
+          <w:rFonts w:ascii="Times New Roman" w:hAnsi="Times New Roman" w:cs="Times New Roman"/>
+          <w:b/>
+          <w:i/>
+          <w:color w:val="FF0000"/>
+          <w:sz w:val="24"/>
+          <w:szCs w:val="24"/>
+        </w:rPr>
+        <w:t xml:space="preserve">Directors and Company Secretary only, this means </w:t>
+      </w:r>
+      <w:r>
+        <w:rPr>
+          <w:rFonts w:ascii="Times New Roman" w:hAnsi="Times New Roman" w:cs="Times New Roman"/>
+          <w:b/>
+          <w:i/>
+          <w:color w:val="FF0000"/>
+          <w:sz w:val="24"/>
+          <w:szCs w:val="24"/>
+        </w:rPr>
+        <w:t xml:space="preserve"> two (2) Directors  or one</w:t>
+      </w:r>
+      <w:r>
+        <w:rPr>
+          <w:rFonts w:ascii="Times New Roman" w:hAnsi="Times New Roman" w:cs="Times New Roman"/>
+          <w:b/>
+          <w:i/>
+          <w:color w:val="FF0000"/>
+          <w:sz w:val="24"/>
+          <w:szCs w:val="24"/>
+        </w:rPr>
+        <w:t xml:space="preserve"> </w:t>
+      </w:r>
+      <w:r>
+        <w:rPr>
+          <w:rFonts w:ascii="Times New Roman" w:hAnsi="Times New Roman" w:cs="Times New Roman"/>
+          <w:b/>
+          <w:i/>
+          <w:color w:val="FF0000"/>
+          <w:sz w:val="24"/>
+          <w:szCs w:val="24"/>
+        </w:rPr>
+        <w:t>(1) Director and Company Secretary</w:t>
+      </w:r>
+      <w:r>
+        <w:rPr>
+          <w:rFonts w:ascii="Times New Roman" w:hAnsi="Times New Roman" w:cs="Times New Roman"/>
+          <w:b/>
+          <w:i/>
+          <w:color w:val="FF0000"/>
+          <w:sz w:val="24"/>
+          <w:szCs w:val="24"/>
+        </w:rPr>
+        <w:t xml:space="preserve"> and not otherwise</w:t>
+      </w:r>
+      <w:r>
+        <w:rPr>
+          <w:rFonts w:ascii="Times New Roman" w:hAnsi="Times New Roman" w:cs="Times New Roman"/>
+          <w:b/>
+          <w:i/>
+          <w:color w:val="FF0000"/>
+          <w:sz w:val="24"/>
+          <w:szCs w:val="24"/>
+        </w:rPr>
+        <w:t>)</w:t>
+      </w:r>
     </w:p>
     <w:p>
       <w:pPr>
@@ -532,69 +703,23 @@
           <w:szCs w:val="24"/>
         </w:rPr>
       </w:pPr>
-      <w:r>
-        <w:rPr>
-          <w:rFonts w:ascii="Times New Roman" w:hAnsi="Times New Roman" w:cs="Times New Roman"/>
-          <w:sz w:val="24"/>
-          <w:szCs w:val="24"/>
-        </w:rPr>
-        <w:t>It is hereby certified by the undersigned t</w:t>
-      </w:r>
-      <w:r>
-        <w:rPr>
-          <w:rFonts w:ascii="Times New Roman" w:hAnsi="Times New Roman" w:cs="Times New Roman"/>
-          <w:sz w:val="24"/>
-          <w:szCs w:val="24"/>
-        </w:rPr>
-        <w:t>hat the foregoing resolution is</w:t>
-      </w:r>
-      <w:r>
-        <w:rPr>
-          <w:rFonts w:ascii="Times New Roman" w:hAnsi="Times New Roman" w:cs="Times New Roman"/>
-          <w:sz w:val="24"/>
-          <w:szCs w:val="24"/>
-        </w:rPr>
-        <w:t xml:space="preserve"> duly passed by the</w:t>
-      </w:r>
-      <w:r>
-        <w:rPr>
-          <w:rFonts w:ascii="Times New Roman" w:hAnsi="Times New Roman" w:cs="Times New Roman"/>
-          <w:sz w:val="24"/>
-          <w:szCs w:val="24"/>
-        </w:rPr>
-        <w:t xml:space="preserve"> Board of Directors of the above </w:t>
-      </w:r>
-      <w:r>
-        <w:rPr>
-          <w:rFonts w:ascii="Times New Roman" w:hAnsi="Times New Roman" w:cs="Times New Roman"/>
-          <w:sz w:val="24"/>
-          <w:szCs w:val="24"/>
-        </w:rPr>
-        <w:t>named Company</w:t>
-      </w:r>
-      <w:r>
-        <w:rPr>
-          <w:rFonts w:ascii="Times New Roman" w:hAnsi="Times New Roman" w:cs="Times New Roman"/>
-          <w:sz w:val="24"/>
-          <w:szCs w:val="24"/>
-        </w:rPr>
-        <w:t xml:space="preserve"> on </w:t>
-      </w:r>
-      <w:r>
-        <w:rPr>
-          <w:rFonts w:ascii="Times New Roman" w:hAnsi="Times New Roman" w:cs="Times New Roman"/>
-          <w:sz w:val="24"/>
-          <w:szCs w:val="24"/>
-        </w:rPr>
-        <w:t>………..</w:t>
-      </w:r>
-      <w:r>
-        <w:rPr>
-          <w:rFonts w:ascii="Times New Roman" w:hAnsi="Times New Roman" w:cs="Times New Roman"/>
-          <w:sz w:val="24"/>
-          <w:szCs w:val="24"/>
-        </w:rPr>
-        <w:t xml:space="preserve"> </w:t>
+    </w:p>
+    <w:p>
+      <w:pPr>
+        <w:ind w:left="360"/>
+        <w:rPr>
+          <w:rFonts w:ascii="Times New Roman" w:hAnsi="Times New Roman" w:cs="Times New Roman"/>
+          <w:sz w:val="24"/>
+          <w:szCs w:val="24"/>
+        </w:rPr>
+      </w:pPr>
+      <w:r>
+        <w:rPr>
+          <w:rFonts w:ascii="Times New Roman" w:hAnsi="Times New Roman" w:cs="Times New Roman"/>
+          <w:sz w:val="24"/>
+          <w:szCs w:val="24"/>
+        </w:rPr>
+        <w:t>Name</w:t>
       </w:r>
       <w:proofErr w:type="gramStart"/>
       <w:r>
@@ -603,85 +728,37 @@
           <w:sz w:val="24"/>
           <w:szCs w:val="24"/>
         </w:rPr>
-        <w:t>day</w:t>
+        <w:t>:…………………………</w:t>
       </w:r>
       <w:proofErr w:type="gramEnd"/>
-      <w:r>
-        <w:rPr>
-          <w:rFonts w:ascii="Times New Roman" w:hAnsi="Times New Roman" w:cs="Times New Roman"/>
-          <w:sz w:val="24"/>
-          <w:szCs w:val="24"/>
-        </w:rPr>
-        <w:t xml:space="preserve"> o</w:t>
-      </w:r>
-      <w:r>
-        <w:rPr>
-          <w:rFonts w:ascii="Times New Roman" w:hAnsi="Times New Roman" w:cs="Times New Roman"/>
-          <w:sz w:val="24"/>
-          <w:szCs w:val="24"/>
-        </w:rPr>
-        <w:t>f………</w:t>
-      </w:r>
-      <w:r>
-        <w:rPr>
-          <w:rFonts w:ascii="Times New Roman" w:hAnsi="Times New Roman" w:cs="Times New Roman"/>
-          <w:sz w:val="24"/>
-          <w:szCs w:val="24"/>
-        </w:rPr>
-        <w:t>……..</w:t>
-      </w:r>
-      <w:r>
-        <w:rPr>
-          <w:rFonts w:ascii="Times New Roman" w:hAnsi="Times New Roman" w:cs="Times New Roman"/>
-          <w:sz w:val="24"/>
-          <w:szCs w:val="24"/>
-        </w:rPr>
-        <w:t>.2024</w:t>
-      </w:r>
     </w:p>
     <w:p>
       <w:pPr>
         <w:ind w:left="360"/>
         <w:rPr>
           <w:rFonts w:ascii="Times New Roman" w:hAnsi="Times New Roman" w:cs="Times New Roman"/>
-          <w:b/>
-          <w:i/>
-          <w:sz w:val="24"/>
-          <w:szCs w:val="24"/>
-        </w:rPr>
-      </w:pPr>
-      <w:r>
-        <w:rPr>
-          <w:rFonts w:ascii="Times New Roman" w:hAnsi="Times New Roman" w:cs="Times New Roman"/>
-          <w:b/>
-          <w:i/>
-          <w:sz w:val="24"/>
-          <w:szCs w:val="24"/>
-        </w:rPr>
-        <w:t xml:space="preserve">(This Resolution should be signed by at least two (2) </w:t>
+          <w:sz w:val="24"/>
+          <w:szCs w:val="24"/>
+        </w:rPr>
+      </w:pPr>
+      <w:r>
+        <w:rPr>
+          <w:rFonts w:ascii="Times New Roman" w:hAnsi="Times New Roman" w:cs="Times New Roman"/>
+          <w:sz w:val="24"/>
+          <w:szCs w:val="24"/>
+        </w:rPr>
+        <w:t>Signature</w:t>
       </w:r>
       <w:proofErr w:type="gramStart"/>
       <w:r>
         <w:rPr>
           <w:rFonts w:ascii="Times New Roman" w:hAnsi="Times New Roman" w:cs="Times New Roman"/>
-          <w:b/>
-          <w:i/>
-          <w:sz w:val="24"/>
-          <w:szCs w:val="24"/>
-        </w:rPr>
-        <w:t>Directors  or</w:t>
+          <w:sz w:val="24"/>
+          <w:szCs w:val="24"/>
+        </w:rPr>
+        <w:t>:……………………..</w:t>
       </w:r>
       <w:proofErr w:type="gramEnd"/>
-      <w:r>
-        <w:rPr>
-          <w:rFonts w:ascii="Times New Roman" w:hAnsi="Times New Roman" w:cs="Times New Roman"/>
-          <w:b/>
-          <w:i/>
-          <w:sz w:val="24"/>
-          <w:szCs w:val="24"/>
-        </w:rPr>
-        <w:t xml:space="preserve"> one(1) Director and Company Secretary)</w:t>
-      </w:r>
     </w:p>
     <w:p>
       <w:pPr>
@@ -698,6 +775,135 @@
           <w:sz w:val="24"/>
           <w:szCs w:val="24"/>
         </w:rPr>
+        <w:t xml:space="preserve">Position: </w:t>
+      </w:r>
+      <w:r>
+        <w:rPr>
+          <w:rFonts w:ascii="Times New Roman" w:hAnsi="Times New Roman" w:cs="Times New Roman"/>
+          <w:b/>
+          <w:sz w:val="24"/>
+          <w:szCs w:val="24"/>
+        </w:rPr>
+        <w:t>Director/ Managing Director/ Company Secretary</w:t>
+      </w:r>
+    </w:p>
+    <w:p>
+      <w:pPr>
+        <w:ind w:left="360"/>
+        <w:rPr>
+          <w:rFonts w:ascii="Times New Roman" w:hAnsi="Times New Roman" w:cs="Times New Roman"/>
+          <w:sz w:val="24"/>
+          <w:szCs w:val="24"/>
+        </w:rPr>
+      </w:pPr>
+      <w:r>
+        <w:rPr>
+          <w:rFonts w:ascii="Times New Roman" w:hAnsi="Times New Roman" w:cs="Times New Roman"/>
+          <w:sz w:val="24"/>
+          <w:szCs w:val="24"/>
+        </w:rPr>
+        <w:tab/>
+      </w:r>
+      <w:r>
+        <w:rPr>
+          <w:rFonts w:ascii="Times New Roman" w:hAnsi="Times New Roman" w:cs="Times New Roman"/>
+          <w:sz w:val="24"/>
+          <w:szCs w:val="24"/>
+        </w:rPr>
+        <w:tab/>
+      </w:r>
+      <w:r>
+        <w:rPr>
+          <w:rFonts w:ascii="Times New Roman" w:hAnsi="Times New Roman" w:cs="Times New Roman"/>
+          <w:sz w:val="24"/>
+          <w:szCs w:val="24"/>
+        </w:rPr>
+        <w:tab/>
+      </w:r>
+      <w:r>
+        <w:rPr>
+          <w:rFonts w:ascii="Times New Roman" w:hAnsi="Times New Roman" w:cs="Times New Roman"/>
+          <w:sz w:val="24"/>
+          <w:szCs w:val="24"/>
+        </w:rPr>
+        <w:tab/>
+      </w:r>
+      <w:r>
+        <w:rPr>
+          <w:rFonts w:ascii="Times New Roman" w:hAnsi="Times New Roman" w:cs="Times New Roman"/>
+          <w:sz w:val="24"/>
+          <w:szCs w:val="24"/>
+        </w:rPr>
+        <w:tab/>
+      </w:r>
+      <w:r>
+        <w:rPr>
+          <w:rFonts w:ascii="Times New Roman" w:hAnsi="Times New Roman" w:cs="Times New Roman"/>
+          <w:sz w:val="24"/>
+          <w:szCs w:val="24"/>
+        </w:rPr>
+        <w:tab/>
+      </w:r>
+      <w:r>
+        <w:rPr>
+          <w:rFonts w:ascii="Times New Roman" w:hAnsi="Times New Roman" w:cs="Times New Roman"/>
+          <w:sz w:val="24"/>
+          <w:szCs w:val="24"/>
+        </w:rPr>
+        <w:tab/>
+      </w:r>
+      <w:r>
+        <w:rPr>
+          <w:rFonts w:ascii="Times New Roman" w:hAnsi="Times New Roman" w:cs="Times New Roman"/>
+          <w:sz w:val="24"/>
+          <w:szCs w:val="24"/>
+        </w:rPr>
+        <w:tab/>
+      </w:r>
+    </w:p>
+    <w:p>
+      <w:pPr>
+        <w:ind w:left="360"/>
+        <w:rPr>
+          <w:rFonts w:ascii="Times New Roman" w:hAnsi="Times New Roman" w:cs="Times New Roman"/>
+          <w:b/>
+          <w:sz w:val="24"/>
+          <w:szCs w:val="24"/>
+        </w:rPr>
+      </w:pPr>
+      <w:r>
+        <w:rPr>
+          <w:rFonts w:ascii="Times New Roman" w:hAnsi="Times New Roman" w:cs="Times New Roman"/>
+          <w:sz w:val="24"/>
+          <w:szCs w:val="24"/>
+        </w:rPr>
+        <w:t xml:space="preserve">                                                                                                            </w:t>
+      </w:r>
+      <w:r>
+        <w:rPr>
+          <w:rFonts w:ascii="Times New Roman" w:hAnsi="Times New Roman" w:cs="Times New Roman"/>
+          <w:b/>
+          <w:sz w:val="24"/>
+          <w:szCs w:val="24"/>
+        </w:rPr>
+        <w:t>COMPANY SEAL</w:t>
+      </w:r>
+    </w:p>
+    <w:p>
+      <w:pPr>
+        <w:ind w:left="360"/>
+        <w:rPr>
+          <w:rFonts w:ascii="Times New Roman" w:hAnsi="Times New Roman" w:cs="Times New Roman"/>
+          <w:sz w:val="24"/>
+          <w:szCs w:val="24"/>
+        </w:rPr>
+      </w:pPr>
+      <w:r>
+        <w:rPr>
+          <w:rFonts w:ascii="Times New Roman" w:hAnsi="Times New Roman" w:cs="Times New Roman"/>
+          <w:sz w:val="24"/>
+          <w:szCs w:val="24"/>
+        </w:rPr>
         <w:t>Name</w:t>
       </w:r>
       <w:proofErr w:type="gramStart"/>
@@ -754,177 +960,17 @@
           <w:sz w:val="24"/>
           <w:szCs w:val="24"/>
         </w:rPr>
-        <w:t>Position</w:t>
-      </w:r>
-      <w:proofErr w:type="gramStart"/>
-      <w:r>
-        <w:rPr>
-          <w:rFonts w:ascii="Times New Roman" w:hAnsi="Times New Roman" w:cs="Times New Roman"/>
-          <w:sz w:val="24"/>
-          <w:szCs w:val="24"/>
-        </w:rPr>
-        <w:t>:……………………….</w:t>
-      </w:r>
-      <w:proofErr w:type="gramEnd"/>
-    </w:p>
-    <w:p>
-      <w:pPr>
-        <w:ind w:left="360"/>
-        <w:rPr>
-          <w:rFonts w:ascii="Times New Roman" w:hAnsi="Times New Roman" w:cs="Times New Roman"/>
-          <w:sz w:val="24"/>
-          <w:szCs w:val="24"/>
-        </w:rPr>
-      </w:pPr>
-      <w:r>
-        <w:rPr>
-          <w:rFonts w:ascii="Times New Roman" w:hAnsi="Times New Roman" w:cs="Times New Roman"/>
-          <w:sz w:val="24"/>
-          <w:szCs w:val="24"/>
-        </w:rPr>
-        <w:tab/>
-      </w:r>
-      <w:r>
-        <w:rPr>
-          <w:rFonts w:ascii="Times New Roman" w:hAnsi="Times New Roman" w:cs="Times New Roman"/>
-          <w:sz w:val="24"/>
-          <w:szCs w:val="24"/>
-        </w:rPr>
-        <w:tab/>
-      </w:r>
-      <w:r>
-        <w:rPr>
-          <w:rFonts w:ascii="Times New Roman" w:hAnsi="Times New Roman" w:cs="Times New Roman"/>
-          <w:sz w:val="24"/>
-          <w:szCs w:val="24"/>
-        </w:rPr>
-        <w:tab/>
-      </w:r>
-      <w:r>
-        <w:rPr>
-          <w:rFonts w:ascii="Times New Roman" w:hAnsi="Times New Roman" w:cs="Times New Roman"/>
-          <w:sz w:val="24"/>
-          <w:szCs w:val="24"/>
-        </w:rPr>
-        <w:tab/>
-      </w:r>
-      <w:r>
-        <w:rPr>
-          <w:rFonts w:ascii="Times New Roman" w:hAnsi="Times New Roman" w:cs="Times New Roman"/>
-          <w:sz w:val="24"/>
-          <w:szCs w:val="24"/>
-        </w:rPr>
-        <w:tab/>
-      </w:r>
-      <w:r>
-        <w:rPr>
-          <w:rFonts w:ascii="Times New Roman" w:hAnsi="Times New Roman" w:cs="Times New Roman"/>
-          <w:sz w:val="24"/>
-          <w:szCs w:val="24"/>
-        </w:rPr>
-        <w:tab/>
-      </w:r>
-      <w:r>
-        <w:rPr>
-          <w:rFonts w:ascii="Times New Roman" w:hAnsi="Times New Roman" w:cs="Times New Roman"/>
-          <w:sz w:val="24"/>
-          <w:szCs w:val="24"/>
-        </w:rPr>
-        <w:tab/>
-      </w:r>
-      <w:r>
-        <w:rPr>
-          <w:rFonts w:ascii="Times New Roman" w:hAnsi="Times New Roman" w:cs="Times New Roman"/>
-          <w:sz w:val="24"/>
-          <w:szCs w:val="24"/>
-        </w:rPr>
-        <w:tab/>
-        <w:t>COMPANY SEAL</w:t>
-      </w:r>
-    </w:p>
-    <w:p>
-      <w:pPr>
-        <w:ind w:left="360"/>
-        <w:rPr>
-          <w:rFonts w:ascii="Times New Roman" w:hAnsi="Times New Roman" w:cs="Times New Roman"/>
-          <w:sz w:val="24"/>
-          <w:szCs w:val="24"/>
-        </w:rPr>
-      </w:pPr>
-      <w:r>
-        <w:rPr>
-          <w:rFonts w:ascii="Times New Roman" w:hAnsi="Times New Roman" w:cs="Times New Roman"/>
-          <w:sz w:val="24"/>
-          <w:szCs w:val="24"/>
-        </w:rPr>
-        <w:t>Name</w:t>
-      </w:r>
-      <w:proofErr w:type="gramStart"/>
-      <w:r>
-        <w:rPr>
-          <w:rFonts w:ascii="Times New Roman" w:hAnsi="Times New Roman" w:cs="Times New Roman"/>
-          <w:sz w:val="24"/>
-          <w:szCs w:val="24"/>
-        </w:rPr>
-        <w:t>:…………………………</w:t>
-      </w:r>
-      <w:proofErr w:type="gramEnd"/>
-    </w:p>
-    <w:p>
-      <w:pPr>
-        <w:ind w:left="360"/>
-        <w:rPr>
-          <w:rFonts w:ascii="Times New Roman" w:hAnsi="Times New Roman" w:cs="Times New Roman"/>
-          <w:sz w:val="24"/>
-          <w:szCs w:val="24"/>
-        </w:rPr>
-      </w:pPr>
-      <w:r>
-        <w:rPr>
-          <w:rFonts w:ascii="Times New Roman" w:hAnsi="Times New Roman" w:cs="Times New Roman"/>
-          <w:sz w:val="24"/>
-          <w:szCs w:val="24"/>
-        </w:rPr>
-        <w:t>Signature</w:t>
-      </w:r>
-      <w:proofErr w:type="gramStart"/>
-      <w:r>
-        <w:rPr>
-          <w:rFonts w:ascii="Times New Roman" w:hAnsi="Times New Roman" w:cs="Times New Roman"/>
-          <w:sz w:val="24"/>
-          <w:szCs w:val="24"/>
-        </w:rPr>
-        <w:t>:……………………..</w:t>
-      </w:r>
-      <w:proofErr w:type="gramEnd"/>
-    </w:p>
-    <w:p>
-      <w:pPr>
-        <w:ind w:left="360"/>
-        <w:rPr>
-          <w:rFonts w:ascii="Times New Roman" w:hAnsi="Times New Roman" w:cs="Times New Roman"/>
-          <w:sz w:val="24"/>
-          <w:szCs w:val="24"/>
-        </w:rPr>
-      </w:pPr>
-      <w:r>
-        <w:rPr>
-          <w:rFonts w:ascii="Times New Roman" w:hAnsi="Times New Roman" w:cs="Times New Roman"/>
-          <w:sz w:val="24"/>
-          <w:szCs w:val="24"/>
-        </w:rPr>
-        <w:t>Position</w:t>
-      </w:r>
-      <w:proofErr w:type="gramStart"/>
-      <w:r>
-        <w:rPr>
-          <w:rFonts w:ascii="Times New Roman" w:hAnsi="Times New Roman" w:cs="Times New Roman"/>
-          <w:sz w:val="24"/>
-          <w:szCs w:val="24"/>
-        </w:rPr>
-        <w:t>:……………………….</w:t>
-      </w:r>
-      <w:proofErr w:type="gramEnd"/>
+        <w:t xml:space="preserve">Position: </w:t>
+      </w:r>
+      <w:r>
+        <w:rPr>
+          <w:rFonts w:ascii="Times New Roman" w:hAnsi="Times New Roman" w:cs="Times New Roman"/>
+          <w:b/>
+          <w:sz w:val="24"/>
+          <w:szCs w:val="24"/>
+        </w:rPr>
+        <w:t>Director/ Managing Director/ Company Secretary</w:t>
+      </w:r>
     </w:p>
     <w:sectPr>
       <w:pgSz w:w="12240" w:h="15840"/>
